--- a/public/assets/files/stacjonarne/ZIC.docx
+++ b/public/assets/files/stacjonarne/ZIC.docx
@@ -523,6 +523,7 @@
                 <w:i w:val="0"/>
                 <w:sz w:val="22"/>
               </w:rPr>
+              <w:t>I</w:t>
             </w:r>
           </w:p>
         </w:tc>
@@ -560,6 +561,7 @@
                 <w:i w:val="0"/>
                 <w:sz w:val="22"/>
               </w:rPr>
+              <w:t>specjalizacyjny</w:t>
             </w:r>
           </w:p>
         </w:tc>

--- a/public/assets/files/stacjonarne/ZIC.docx
+++ b/public/assets/files/stacjonarne/ZIC.docx
@@ -681,12 +681,22 @@
         <w:tblW w:w="5000" w:type="pct"/>
       </w:tblPr>
       <w:tblGrid>
-        <w:gridCol w:w="9972"/>
+        <w:gridCol w:w="997"/>
+        <w:gridCol w:w="997"/>
+        <w:gridCol w:w="997"/>
+        <w:gridCol w:w="997"/>
+        <w:gridCol w:w="997"/>
+        <w:gridCol w:w="997"/>
+        <w:gridCol w:w="997"/>
+        <w:gridCol w:w="997"/>
+        <w:gridCol w:w="997"/>
+        <w:gridCol w:w="997"/>
       </w:tblGrid>
       <w:tr>
         <w:tc>
           <w:tcPr>
-            <w:tcW w:type="dxa" w:w="9972"/>
+            <w:tcW w:type="dxa" w:w="9970"/>
+            <w:gridSpan w:val="10"/>
             <w:shd w:val="clear" w:color="auto" w:fill="D9D9D9"/>
           </w:tcPr>
           <w:p>
@@ -705,31 +715,34 @@
           </w:p>
         </w:tc>
       </w:tr>
-    </w:tbl>
-    <w:tbl>
-      <w:tblPr>
-        <w:tblW w:type="auto" w:w="0"/>
-        <w:tblLook w:firstColumn="1" w:firstRow="1" w:lastColumn="0" w:lastRow="0" w:noHBand="0" w:noVBand="1" w:val="04A0"/>
-        <w:tblBorders>
-          <w:top w:val="single" w:sz="4" w:space="0" w:color="000000"/>
-          <w:left w:val="single" w:sz="4" w:space="0" w:color="000000"/>
-          <w:bottom w:val="single" w:sz="4" w:space="0" w:color="000000"/>
-          <w:right w:val="single" w:sz="4" w:space="0" w:color="000000"/>
-          <w:insideH w:val="single" w:sz="4" w:space="0" w:color="000000"/>
-          <w:insideV w:val="single" w:sz="4" w:space="0" w:color="000000"/>
-        </w:tblBorders>
-        <w:tblW w:w="5000" w:type="pct"/>
-      </w:tblPr>
-      <w:tblGrid>
-        <w:gridCol w:w="2493"/>
-        <w:gridCol w:w="2493"/>
-        <w:gridCol w:w="2493"/>
-        <w:gridCol w:w="2493"/>
-      </w:tblGrid>
       <w:tr>
         <w:tc>
           <w:tcPr>
-            <w:tcW w:type="dxa" w:w="2493"/>
+            <w:tcW w:type="dxa" w:w="9970"/>
+            <w:gridSpan w:val="10"/>
+            <w:shd w:val="clear" w:color="auto" w:fill="D9D9D9"/>
+          </w:tcPr>
+          <w:p>
+            <w:pPr>
+              <w:spacing w:before="20" w:after="20"/>
+            </w:pPr>
+            <w:r>
+              <w:rPr>
+                <w:rFonts w:ascii="Aptos" w:hAnsi="Aptos"/>
+                <w:b w:val="0"/>
+                <w:i w:val="0"/>
+                <w:sz w:val="16"/>
+              </w:rPr>
+              <w:t>Wymiar godzinowy (liczba godzin w semestrze)</w:t>
+            </w:r>
+          </w:p>
+        </w:tc>
+      </w:tr>
+      <w:tr>
+        <w:tc>
+          <w:tcPr>
+            <w:tcW w:type="dxa" w:w="1994"/>
+            <w:gridSpan w:val="2"/>
             <w:shd w:val="clear" w:color="auto" w:fill="D9D9D9"/>
           </w:tcPr>
           <w:p>
@@ -749,7 +762,8 @@
         </w:tc>
         <w:tc>
           <w:tcPr>
-            <w:tcW w:type="dxa" w:w="2493"/>
+            <w:tcW w:type="dxa" w:w="2991"/>
+            <w:gridSpan w:val="3"/>
             <w:shd w:val="clear" w:color="auto" w:fill="D9D9D9"/>
           </w:tcPr>
           <w:p>
@@ -769,7 +783,8 @@
         </w:tc>
         <w:tc>
           <w:tcPr>
-            <w:tcW w:type="dxa" w:w="2493"/>
+            <w:tcW w:type="dxa" w:w="2991"/>
+            <w:gridSpan w:val="3"/>
             <w:shd w:val="clear" w:color="auto" w:fill="D9D9D9"/>
           </w:tcPr>
           <w:p>
@@ -789,7 +804,8 @@
         </w:tc>
         <w:tc>
           <w:tcPr>
-            <w:tcW w:type="dxa" w:w="2493"/>
+            <w:tcW w:type="dxa" w:w="1994"/>
+            <w:gridSpan w:val="2"/>
             <w:shd w:val="clear" w:color="auto" w:fill="D9D9D9"/>
           </w:tcPr>
           <w:p>
@@ -811,7 +827,8 @@
       <w:tr>
         <w:tc>
           <w:tcPr>
-            <w:tcW w:type="dxa" w:w="2493"/>
+            <w:tcW w:type="dxa" w:w="1994"/>
+            <w:gridSpan w:val="2"/>
           </w:tcPr>
           <w:p>
             <w:pPr>
@@ -830,7 +847,8 @@
         </w:tc>
         <w:tc>
           <w:tcPr>
-            <w:tcW w:type="dxa" w:w="2493"/>
+            <w:tcW w:type="dxa" w:w="2991"/>
+            <w:gridSpan w:val="3"/>
           </w:tcPr>
           <w:p>
             <w:pPr>
@@ -849,7 +867,8 @@
         </w:tc>
         <w:tc>
           <w:tcPr>
-            <w:tcW w:type="dxa" w:w="2493"/>
+            <w:tcW w:type="dxa" w:w="2991"/>
+            <w:gridSpan w:val="3"/>
           </w:tcPr>
           <w:p>
             <w:pPr>
@@ -868,7 +887,8 @@
         </w:tc>
         <w:tc>
           <w:tcPr>
-            <w:tcW w:type="dxa" w:w="2493"/>
+            <w:tcW w:type="dxa" w:w="1994"/>
+            <w:gridSpan w:val="2"/>
           </w:tcPr>
           <w:p>
             <w:pPr>
@@ -886,30 +906,34 @@
           </w:p>
         </w:tc>
       </w:tr>
-    </w:tbl>
-    <w:tbl>
-      <w:tblPr>
-        <w:tblW w:type="auto" w:w="0"/>
-        <w:tblLook w:firstColumn="1" w:firstRow="1" w:lastColumn="0" w:lastRow="0" w:noHBand="0" w:noVBand="1" w:val="04A0"/>
-        <w:tblBorders>
-          <w:top w:val="single" w:sz="4" w:space="0" w:color="000000"/>
-          <w:left w:val="single" w:sz="4" w:space="0" w:color="000000"/>
-          <w:bottom w:val="single" w:sz="4" w:space="0" w:color="000000"/>
-          <w:right w:val="single" w:sz="4" w:space="0" w:color="000000"/>
-          <w:insideH w:val="single" w:sz="4" w:space="0" w:color="000000"/>
-          <w:insideV w:val="single" w:sz="4" w:space="0" w:color="000000"/>
-        </w:tblBorders>
-        <w:tblW w:w="5000" w:type="pct"/>
-      </w:tblPr>
-      <w:tblGrid>
-        <w:gridCol w:w="3324"/>
-        <w:gridCol w:w="3324"/>
-        <w:gridCol w:w="3324"/>
-      </w:tblGrid>
       <w:tr>
         <w:tc>
           <w:tcPr>
-            <w:tcW w:type="dxa" w:w="3324"/>
+            <w:tcW w:type="dxa" w:w="9970"/>
+            <w:gridSpan w:val="10"/>
+            <w:shd w:val="clear" w:color="auto" w:fill="D9D9D9"/>
+          </w:tcPr>
+          <w:p>
+            <w:pPr>
+              <w:spacing w:before="20" w:after="20"/>
+            </w:pPr>
+            <w:r>
+              <w:rPr>
+                <w:rFonts w:ascii="Aptos" w:hAnsi="Aptos"/>
+                <w:b/>
+                <w:i w:val="0"/>
+                <w:sz w:val="22"/>
+              </w:rPr>
+              <w:t>Bilans ECTS</w:t>
+            </w:r>
+          </w:p>
+        </w:tc>
+      </w:tr>
+      <w:tr>
+        <w:tc>
+          <w:tcPr>
+            <w:tcW w:type="dxa" w:w="4985"/>
+            <w:gridSpan w:val="5"/>
             <w:shd w:val="clear" w:color="auto" w:fill="D9D9D9"/>
           </w:tcPr>
           <w:p>
@@ -929,7 +953,8 @@
         </w:tc>
         <w:tc>
           <w:tcPr>
-            <w:tcW w:type="dxa" w:w="3324"/>
+            <w:tcW w:type="dxa" w:w="2991"/>
+            <w:gridSpan w:val="3"/>
             <w:shd w:val="clear" w:color="auto" w:fill="D9D9D9"/>
           </w:tcPr>
           <w:p>
@@ -949,7 +974,8 @@
         </w:tc>
         <w:tc>
           <w:tcPr>
-            <w:tcW w:type="dxa" w:w="3324"/>
+            <w:tcW w:type="dxa" w:w="1994"/>
+            <w:gridSpan w:val="2"/>
             <w:shd w:val="clear" w:color="auto" w:fill="D9D9D9"/>
           </w:tcPr>
           <w:p>
@@ -971,7 +997,8 @@
       <w:tr>
         <w:tc>
           <w:tcPr>
-            <w:tcW w:type="dxa" w:w="3324"/>
+            <w:tcW w:type="dxa" w:w="4985"/>
+            <w:gridSpan w:val="5"/>
           </w:tcPr>
           <w:p>
             <w:pPr>
@@ -990,7 +1017,8 @@
         </w:tc>
         <w:tc>
           <w:tcPr>
-            <w:tcW w:type="dxa" w:w="3324"/>
+            <w:tcW w:type="dxa" w:w="2991"/>
+            <w:gridSpan w:val="3"/>
           </w:tcPr>
           <w:p>
             <w:pPr>
@@ -1009,7 +1037,8 @@
         </w:tc>
         <w:tc>
           <w:tcPr>
-            <w:tcW w:type="dxa" w:w="3324"/>
+            <w:tcW w:type="dxa" w:w="1994"/>
+            <w:gridSpan w:val="2"/>
           </w:tcPr>
           <w:p>
             <w:pPr>
@@ -1030,7 +1059,8 @@
       <w:tr>
         <w:tc>
           <w:tcPr>
-            <w:tcW w:type="dxa" w:w="3324"/>
+            <w:tcW w:type="dxa" w:w="4985"/>
+            <w:gridSpan w:val="5"/>
           </w:tcPr>
           <w:p>
             <w:pPr>
@@ -1049,7 +1079,8 @@
         </w:tc>
         <w:tc>
           <w:tcPr>
-            <w:tcW w:type="dxa" w:w="3324"/>
+            <w:tcW w:type="dxa" w:w="2991"/>
+            <w:gridSpan w:val="3"/>
           </w:tcPr>
           <w:p>
             <w:pPr>
@@ -1068,7 +1099,8 @@
         </w:tc>
         <w:tc>
           <w:tcPr>
-            <w:tcW w:type="dxa" w:w="3324"/>
+            <w:tcW w:type="dxa" w:w="1994"/>
+            <w:gridSpan w:val="2"/>
           </w:tcPr>
           <w:p>
             <w:pPr>
@@ -1089,7 +1121,29 @@
       <w:tr>
         <w:tc>
           <w:tcPr>
-            <w:tcW w:type="dxa" w:w="3324"/>
+            <w:tcW w:type="dxa" w:w="4985"/>
+            <w:gridSpan w:val="5"/>
+            <w:shd w:val="clear" w:color="auto" w:fill="D9D9D9"/>
+          </w:tcPr>
+          <w:p>
+            <w:pPr>
+              <w:spacing w:before="20" w:after="20"/>
+            </w:pPr>
+            <w:r>
+              <w:rPr>
+                <w:rFonts w:ascii="Aptos" w:hAnsi="Aptos"/>
+                <w:b/>
+                <w:i w:val="0"/>
+                <w:sz w:val="16"/>
+              </w:rPr>
+              <w:t>Opis samodzielnej pracy studenta</w:t>
+            </w:r>
+          </w:p>
+        </w:tc>
+        <w:tc>
+          <w:tcPr>
+            <w:tcW w:type="dxa" w:w="4985"/>
+            <w:gridSpan w:val="5"/>
           </w:tcPr>
           <w:p>
             <w:pPr>
@@ -1102,45 +1156,7 @@
                 <w:i w:val="0"/>
                 <w:sz w:val="22"/>
               </w:rPr>
-              <w:t>Suma</w:t>
-            </w:r>
-          </w:p>
-        </w:tc>
-        <w:tc>
-          <w:tcPr>
-            <w:tcW w:type="dxa" w:w="3324"/>
-          </w:tcPr>
-          <w:p>
-            <w:pPr>
-              <w:spacing w:before="20" w:after="20"/>
-            </w:pPr>
-            <w:r>
-              <w:rPr>
-                <w:rFonts w:ascii="Aptos" w:hAnsi="Aptos"/>
-                <w:b w:val="0"/>
-                <w:i w:val="0"/>
-                <w:sz w:val="22"/>
-              </w:rPr>
-              <w:t>125</w:t>
-            </w:r>
-          </w:p>
-        </w:tc>
-        <w:tc>
-          <w:tcPr>
-            <w:tcW w:type="dxa" w:w="3324"/>
-          </w:tcPr>
-          <w:p>
-            <w:pPr>
-              <w:spacing w:before="20" w:after="20"/>
-            </w:pPr>
-            <w:r>
-              <w:rPr>
-                <w:rFonts w:ascii="Aptos" w:hAnsi="Aptos"/>
-                <w:b w:val="0"/>
-                <w:i w:val="0"/>
-                <w:sz w:val="22"/>
-              </w:rPr>
-              <w:t>5</w:t>
+              <w:t>Definiowanie infrastruktury jako kodu z użyciem Terraform i Ansible; praca z LocalStack i OpenStack; przygotowanie sprawozdań i projektu końcowego dotyczącego wdrożenia infrastruktury chmurowej.</w:t>
             </w:r>
           </w:p>
         </w:tc>
@@ -1274,7 +1290,20 @@
                 <w:b w:val="0"/>
                 <w:sz w:val="22"/>
               </w:rPr>
-              <w:t>• Wykład z prezentacją multimedialną, demonstracje na żywo, analiza przypadków przemysłowych, omawianie dokumentacji technicznej narzędzi IaC i usług chmurowych.</w:t>
+              <w:t>• wykład z prezentacją multimedialną</w:t>
+            </w:r>
+          </w:p>
+          <w:p>
+            <w:pPr>
+              <w:spacing w:before="20" w:after="20"/>
+            </w:pPr>
+            <w:r>
+              <w:rPr>
+                <w:rFonts w:ascii="Aptos" w:hAnsi="Aptos"/>
+                <w:b w:val="0"/>
+                <w:sz w:val="22"/>
+              </w:rPr>
+              <w:t>• wykład z prezentacją oprogramowania</w:t>
             </w:r>
           </w:p>
           <w:p>
@@ -1287,7 +1316,7 @@
                 <w:b/>
                 <w:sz w:val="22"/>
               </w:rPr>
-              <w:t>Laboratorium:</w:t>
+              <w:t>Ćwiczenia / Laboratorium:</w:t>
             </w:r>
           </w:p>
           <w:p>
@@ -1300,7 +1329,33 @@
                 <w:b w:val="0"/>
                 <w:sz w:val="22"/>
               </w:rPr>
-              <w:t>• Ćwiczenia praktyczne: definiowanie infrastruktury jako kodu (Terraform), automatyzacja konfiguracji (Ansible), praca z lokalnym emulatorem AWS (LocalStack) oraz środowiskiem OpenStack; realizacja projektu końcowego polegającego na pełnym wdrożeniu infrastruktury aplikacji webowej za pomocą narzędzi IaC.</w:t>
+              <w:t>• metoda projektów (projekt praktyczny)</w:t>
+            </w:r>
+          </w:p>
+          <w:p>
+            <w:pPr>
+              <w:spacing w:before="20" w:after="20"/>
+            </w:pPr>
+            <w:r>
+              <w:rPr>
+                <w:rFonts w:ascii="Aptos" w:hAnsi="Aptos"/>
+                <w:b w:val="0"/>
+                <w:sz w:val="22"/>
+              </w:rPr>
+              <w:t>• rozwiązywanie zadań</w:t>
+            </w:r>
+          </w:p>
+          <w:p>
+            <w:pPr>
+              <w:spacing w:before="20" w:after="20"/>
+            </w:pPr>
+            <w:r>
+              <w:rPr>
+                <w:rFonts w:ascii="Aptos" w:hAnsi="Aptos"/>
+                <w:b w:val="0"/>
+                <w:sz w:val="22"/>
+              </w:rPr>
+              <w:t>• warsztaty</w:t>
             </w:r>
           </w:p>
         </w:tc>
@@ -1553,91 +1608,7 @@
                 <w:rFonts w:ascii="Aptos" w:hAnsi="Aptos"/>
                 <w:sz w:val="22"/>
               </w:rPr>
-              <w:t>1. Wykład – egzamin pisemny:</w:t>
-            </w:r>
-          </w:p>
-          <w:p>
-            <w:pPr>
-              <w:spacing w:before="20" w:after="20"/>
-            </w:pPr>
-            <w:r>
-              <w:rPr>
-                <w:rFonts w:ascii="Aptos" w:hAnsi="Aptos"/>
-                <w:sz w:val="22"/>
-              </w:rPr>
-              <w:t>2. Egzamin pisemny zawierający pytania otwarte i zamknięte sprawdzające wiedzę teoretyczną z zakresu zarządzania infrastrukturą chmurową, narzędzi IaC oraz usług AWS i OpenStack. Warunkiem zaliczenia jest uzyskanie co najmniej 51% punktów.</w:t>
-            </w:r>
-          </w:p>
-          <w:p>
-            <w:pPr>
-              <w:spacing w:before="20" w:after="20"/>
-            </w:pPr>
-            <w:r>
-              <w:rPr>
-                <w:rFonts w:ascii="Aptos" w:hAnsi="Aptos"/>
-                <w:sz w:val="22"/>
-              </w:rPr>
-              <w:t>3. Skala ocen: 51–60% – 3.0, 61–70% – 3.5, 71–80% – 4.0, 81–90% – 4.5, 91–100% – 5.0.</w:t>
-            </w:r>
-          </w:p>
-          <w:p>
-            <w:pPr>
-              <w:spacing w:before="20" w:after="20"/>
-            </w:pPr>
-            <w:r>
-              <w:rPr>
-                <w:rFonts w:ascii="Aptos" w:hAnsi="Aptos"/>
-                <w:sz w:val="22"/>
-              </w:rPr>
-              <w:t>4. Laboratorium – zaliczenie z oceną:</w:t>
-            </w:r>
-          </w:p>
-          <w:p>
-            <w:pPr>
-              <w:spacing w:before="20" w:after="20"/>
-            </w:pPr>
-            <w:r>
-              <w:rPr>
-                <w:rFonts w:ascii="Aptos" w:hAnsi="Aptos"/>
-                <w:sz w:val="22"/>
-              </w:rPr>
-              <w:t>5. Ocena ciągła na podstawie sprawozdań z zajęć laboratoryjnych (40% oceny końcowej laboratorium).</w:t>
-            </w:r>
-          </w:p>
-          <w:p>
-            <w:pPr>
-              <w:spacing w:before="20" w:after="20"/>
-            </w:pPr>
-            <w:r>
-              <w:rPr>
-                <w:rFonts w:ascii="Aptos" w:hAnsi="Aptos"/>
-                <w:sz w:val="22"/>
-              </w:rPr>
-              <w:t>6. Projekt końcowy: zaprojektowanie i zaimplementowanie infrastruktury wielowarstwowej aplikacji webowej (sieć, serwery, bazy danych, load balancer) przy użyciu Terraform oraz Ansible, wdrożonej na LocalStack lub OpenStack (60% oceny końcowej laboratorium).</w:t>
-            </w:r>
-          </w:p>
-          <w:p>
-            <w:pPr>
-              <w:spacing w:before="20" w:after="20"/>
-            </w:pPr>
-            <w:r>
-              <w:rPr>
-                <w:rFonts w:ascii="Aptos" w:hAnsi="Aptos"/>
-                <w:sz w:val="22"/>
-              </w:rPr>
-              <w:t>7. Warunkiem zaliczenia laboratorium jest oddanie wszystkich sprawozdań oraz obrona projektu końcowego.</w:t>
-            </w:r>
-          </w:p>
-          <w:p>
-            <w:pPr>
-              <w:spacing w:before="20" w:after="20"/>
-            </w:pPr>
-            <w:r>
-              <w:rPr>
-                <w:rFonts w:ascii="Aptos" w:hAnsi="Aptos"/>
-                <w:sz w:val="22"/>
-              </w:rPr>
-              <w:t>8. Ocena końcowa przedmiotu: średnia ważona oceny z egzaminu (60%) i oceny z laboratorium (40%).</w:t>
+              <w:t>1. egzamin pisemny z zadaniami problemowymi</w:t>
             </w:r>
           </w:p>
         </w:tc>
@@ -1654,7 +1625,7 @@
                 <w:rFonts w:ascii="Aptos" w:hAnsi="Aptos"/>
                 <w:sz w:val="22"/>
               </w:rPr>
-              <w:t>1. Wykład – egzamin pisemny:</w:t>
+              <w:t>1. raport z wykonanego zadania</w:t>
             </w:r>
           </w:p>
           <w:p>
@@ -1666,7 +1637,7 @@
                 <w:rFonts w:ascii="Aptos" w:hAnsi="Aptos"/>
                 <w:sz w:val="22"/>
               </w:rPr>
-              <w:t>2. Egzamin pisemny zawierający pytania otwarte i zamknięte sprawdzające wiedzę teoretyczną z zakresu zarządzania infrastrukturą chmurową, narzędzi IaC oraz usług AWS i OpenStack. Warunkiem zaliczenia jest uzyskanie co najmniej 51% punktów.</w:t>
+              <w:t>2. prezentacja projektu i dokumentacji</w:t>
             </w:r>
           </w:p>
           <w:p>
@@ -1678,67 +1649,7 @@
                 <w:rFonts w:ascii="Aptos" w:hAnsi="Aptos"/>
                 <w:sz w:val="22"/>
               </w:rPr>
-              <w:t>3. Skala ocen: 51–60% – 3.0, 61–70% – 3.5, 71–80% – 4.0, 81–90% – 4.5, 91–100% – 5.0.</w:t>
-            </w:r>
-          </w:p>
-          <w:p>
-            <w:pPr>
-              <w:spacing w:before="20" w:after="20"/>
-            </w:pPr>
-            <w:r>
-              <w:rPr>
-                <w:rFonts w:ascii="Aptos" w:hAnsi="Aptos"/>
-                <w:sz w:val="22"/>
-              </w:rPr>
-              <w:t>4. Laboratorium – zaliczenie z oceną:</w:t>
-            </w:r>
-          </w:p>
-          <w:p>
-            <w:pPr>
-              <w:spacing w:before="20" w:after="20"/>
-            </w:pPr>
-            <w:r>
-              <w:rPr>
-                <w:rFonts w:ascii="Aptos" w:hAnsi="Aptos"/>
-                <w:sz w:val="22"/>
-              </w:rPr>
-              <w:t>5. Ocena ciągła na podstawie sprawozdań z zajęć laboratoryjnych (40% oceny końcowej laboratorium).</w:t>
-            </w:r>
-          </w:p>
-          <w:p>
-            <w:pPr>
-              <w:spacing w:before="20" w:after="20"/>
-            </w:pPr>
-            <w:r>
-              <w:rPr>
-                <w:rFonts w:ascii="Aptos" w:hAnsi="Aptos"/>
-                <w:sz w:val="22"/>
-              </w:rPr>
-              <w:t>6. Projekt końcowy: zaprojektowanie i zaimplementowanie infrastruktury wielowarstwowej aplikacji webowej (sieć, serwery, bazy danych, load balancer) przy użyciu Terraform oraz Ansible, wdrożonej na LocalStack lub OpenStack (60% oceny końcowej laboratorium).</w:t>
-            </w:r>
-          </w:p>
-          <w:p>
-            <w:pPr>
-              <w:spacing w:before="20" w:after="20"/>
-            </w:pPr>
-            <w:r>
-              <w:rPr>
-                <w:rFonts w:ascii="Aptos" w:hAnsi="Aptos"/>
-                <w:sz w:val="22"/>
-              </w:rPr>
-              <w:t>7. Warunkiem zaliczenia laboratorium jest oddanie wszystkich sprawozdań oraz obrona projektu końcowego.</w:t>
-            </w:r>
-          </w:p>
-          <w:p>
-            <w:pPr>
-              <w:spacing w:before="20" w:after="20"/>
-            </w:pPr>
-            <w:r>
-              <w:rPr>
-                <w:rFonts w:ascii="Aptos" w:hAnsi="Aptos"/>
-                <w:sz w:val="22"/>
-              </w:rPr>
-              <w:t>8. Ocena końcowa przedmiotu: średnia ważona oceny z egzaminu (60%) i oceny z laboratorium (40%).</w:t>
+              <w:t>3. obrona projektu</w:t>
             </w:r>
           </w:p>
         </w:tc>
@@ -2061,14 +1972,14 @@
         <w:tblW w:w="5000" w:type="pct"/>
       </w:tblPr>
       <w:tblGrid>
-        <w:gridCol w:w="3324"/>
-        <w:gridCol w:w="3324"/>
-        <w:gridCol w:w="3324"/>
+        <w:gridCol w:w="680"/>
+        <w:gridCol w:w="4536"/>
+        <w:gridCol w:w="4252"/>
       </w:tblGrid>
       <w:tr>
         <w:tc>
           <w:tcPr>
-            <w:tcW w:type="dxa" w:w="9972"/>
+            <w:tcW w:type="dxa" w:w="9468"/>
             <w:gridSpan w:val="3"/>
             <w:shd w:val="clear" w:color="auto" w:fill="D9D9D9"/>
           </w:tcPr>
@@ -2091,7 +2002,7 @@
       <w:tr>
         <w:tc>
           <w:tcPr>
-            <w:tcW w:type="dxa" w:w="3324"/>
+            <w:tcW w:type="dxa" w:w="680"/>
             <w:shd w:val="clear" w:color="auto" w:fill="D9D9D9"/>
           </w:tcPr>
           <w:p>
@@ -2111,7 +2022,7 @@
         </w:tc>
         <w:tc>
           <w:tcPr>
-            <w:tcW w:type="dxa" w:w="3324"/>
+            <w:tcW w:type="dxa" w:w="4536"/>
             <w:shd w:val="clear" w:color="auto" w:fill="D9D9D9"/>
           </w:tcPr>
           <w:p>
@@ -2131,7 +2042,7 @@
         </w:tc>
         <w:tc>
           <w:tcPr>
-            <w:tcW w:type="dxa" w:w="3324"/>
+            <w:tcW w:type="dxa" w:w="4252"/>
             <w:shd w:val="clear" w:color="auto" w:fill="D9D9D9"/>
           </w:tcPr>
           <w:p>
@@ -2153,7 +2064,7 @@
       <w:tr>
         <w:tc>
           <w:tcPr>
-            <w:tcW w:type="dxa" w:w="3324"/>
+            <w:tcW w:type="dxa" w:w="680"/>
           </w:tcPr>
           <w:p>
             <w:pPr>
@@ -2172,7 +2083,7 @@
         </w:tc>
         <w:tc>
           <w:tcPr>
-            <w:tcW w:type="dxa" w:w="3324"/>
+            <w:tcW w:type="dxa" w:w="4536"/>
           </w:tcPr>
           <w:p>
             <w:pPr>
@@ -2191,7 +2102,7 @@
         </w:tc>
         <w:tc>
           <w:tcPr>
-            <w:tcW w:type="dxa" w:w="3324"/>
+            <w:tcW w:type="dxa" w:w="4252"/>
           </w:tcPr>
           <w:p>
             <w:pPr>
@@ -2211,7 +2122,7 @@
       <w:tr>
         <w:tc>
           <w:tcPr>
-            <w:tcW w:type="dxa" w:w="3324"/>
+            <w:tcW w:type="dxa" w:w="680"/>
           </w:tcPr>
           <w:p>
             <w:pPr>
@@ -2230,7 +2141,7 @@
         </w:tc>
         <w:tc>
           <w:tcPr>
-            <w:tcW w:type="dxa" w:w="3324"/>
+            <w:tcW w:type="dxa" w:w="4536"/>
           </w:tcPr>
           <w:p>
             <w:pPr>
@@ -2249,7 +2160,7 @@
         </w:tc>
         <w:tc>
           <w:tcPr>
-            <w:tcW w:type="dxa" w:w="3324"/>
+            <w:tcW w:type="dxa" w:w="4252"/>
           </w:tcPr>
           <w:p>
             <w:pPr>
@@ -2269,7 +2180,7 @@
       <w:tr>
         <w:tc>
           <w:tcPr>
-            <w:tcW w:type="dxa" w:w="3324"/>
+            <w:tcW w:type="dxa" w:w="680"/>
           </w:tcPr>
           <w:p>
             <w:pPr>
@@ -2288,7 +2199,7 @@
         </w:tc>
         <w:tc>
           <w:tcPr>
-            <w:tcW w:type="dxa" w:w="3324"/>
+            <w:tcW w:type="dxa" w:w="4536"/>
           </w:tcPr>
           <w:p>
             <w:pPr>
@@ -2307,7 +2218,7 @@
         </w:tc>
         <w:tc>
           <w:tcPr>
-            <w:tcW w:type="dxa" w:w="3324"/>
+            <w:tcW w:type="dxa" w:w="4252"/>
           </w:tcPr>
           <w:p>
             <w:pPr>
@@ -2327,7 +2238,7 @@
       <w:tr>
         <w:tc>
           <w:tcPr>
-            <w:tcW w:type="dxa" w:w="3324"/>
+            <w:tcW w:type="dxa" w:w="680"/>
           </w:tcPr>
           <w:p>
             <w:pPr>
@@ -2346,7 +2257,7 @@
         </w:tc>
         <w:tc>
           <w:tcPr>
-            <w:tcW w:type="dxa" w:w="3324"/>
+            <w:tcW w:type="dxa" w:w="4536"/>
           </w:tcPr>
           <w:p>
             <w:pPr>
@@ -2365,7 +2276,7 @@
         </w:tc>
         <w:tc>
           <w:tcPr>
-            <w:tcW w:type="dxa" w:w="3324"/>
+            <w:tcW w:type="dxa" w:w="4252"/>
           </w:tcPr>
           <w:p>
             <w:pPr>
@@ -2385,7 +2296,7 @@
       <w:tr>
         <w:tc>
           <w:tcPr>
-            <w:tcW w:type="dxa" w:w="3324"/>
+            <w:tcW w:type="dxa" w:w="680"/>
           </w:tcPr>
           <w:p>
             <w:pPr>
@@ -2404,7 +2315,7 @@
         </w:tc>
         <w:tc>
           <w:tcPr>
-            <w:tcW w:type="dxa" w:w="3324"/>
+            <w:tcW w:type="dxa" w:w="4536"/>
           </w:tcPr>
           <w:p>
             <w:pPr>
@@ -2423,7 +2334,7 @@
         </w:tc>
         <w:tc>
           <w:tcPr>
-            <w:tcW w:type="dxa" w:w="3324"/>
+            <w:tcW w:type="dxa" w:w="4252"/>
           </w:tcPr>
           <w:p>
             <w:pPr>
@@ -2443,7 +2354,7 @@
       <w:tr>
         <w:tc>
           <w:tcPr>
-            <w:tcW w:type="dxa" w:w="3324"/>
+            <w:tcW w:type="dxa" w:w="680"/>
           </w:tcPr>
           <w:p>
             <w:pPr>
@@ -2462,7 +2373,7 @@
         </w:tc>
         <w:tc>
           <w:tcPr>
-            <w:tcW w:type="dxa" w:w="3324"/>
+            <w:tcW w:type="dxa" w:w="4536"/>
           </w:tcPr>
           <w:p>
             <w:pPr>
@@ -2481,7 +2392,7 @@
         </w:tc>
         <w:tc>
           <w:tcPr>
-            <w:tcW w:type="dxa" w:w="3324"/>
+            <w:tcW w:type="dxa" w:w="4252"/>
           </w:tcPr>
           <w:p>
             <w:pPr>
@@ -2501,7 +2412,7 @@
       <w:tr>
         <w:tc>
           <w:tcPr>
-            <w:tcW w:type="dxa" w:w="3324"/>
+            <w:tcW w:type="dxa" w:w="680"/>
           </w:tcPr>
           <w:p>
             <w:pPr>
@@ -2520,7 +2431,7 @@
         </w:tc>
         <w:tc>
           <w:tcPr>
-            <w:tcW w:type="dxa" w:w="3324"/>
+            <w:tcW w:type="dxa" w:w="4536"/>
           </w:tcPr>
           <w:p>
             <w:pPr>
@@ -2539,7 +2450,7 @@
         </w:tc>
         <w:tc>
           <w:tcPr>
-            <w:tcW w:type="dxa" w:w="3324"/>
+            <w:tcW w:type="dxa" w:w="4252"/>
           </w:tcPr>
           <w:p>
             <w:pPr>
@@ -2559,7 +2470,7 @@
       <w:tr>
         <w:tc>
           <w:tcPr>
-            <w:tcW w:type="dxa" w:w="3324"/>
+            <w:tcW w:type="dxa" w:w="680"/>
           </w:tcPr>
           <w:p>
             <w:pPr>
@@ -2578,7 +2489,7 @@
         </w:tc>
         <w:tc>
           <w:tcPr>
-            <w:tcW w:type="dxa" w:w="3324"/>
+            <w:tcW w:type="dxa" w:w="4536"/>
           </w:tcPr>
           <w:p>
             <w:pPr>
@@ -2597,7 +2508,7 @@
         </w:tc>
         <w:tc>
           <w:tcPr>
-            <w:tcW w:type="dxa" w:w="3324"/>
+            <w:tcW w:type="dxa" w:w="4252"/>
           </w:tcPr>
           <w:p>
             <w:pPr>
@@ -2617,7 +2528,7 @@
       <w:tr>
         <w:tc>
           <w:tcPr>
-            <w:tcW w:type="dxa" w:w="3324"/>
+            <w:tcW w:type="dxa" w:w="680"/>
           </w:tcPr>
           <w:p>
             <w:pPr>
@@ -2636,7 +2547,7 @@
         </w:tc>
         <w:tc>
           <w:tcPr>
-            <w:tcW w:type="dxa" w:w="3324"/>
+            <w:tcW w:type="dxa" w:w="4536"/>
           </w:tcPr>
           <w:p>
             <w:pPr>
@@ -2655,7 +2566,7 @@
         </w:tc>
         <w:tc>
           <w:tcPr>
-            <w:tcW w:type="dxa" w:w="3324"/>
+            <w:tcW w:type="dxa" w:w="4252"/>
           </w:tcPr>
           <w:p>
             <w:pPr>
@@ -2675,7 +2586,7 @@
       <w:tr>
         <w:tc>
           <w:tcPr>
-            <w:tcW w:type="dxa" w:w="3324"/>
+            <w:tcW w:type="dxa" w:w="680"/>
           </w:tcPr>
           <w:p>
             <w:pPr>
@@ -2694,7 +2605,7 @@
         </w:tc>
         <w:tc>
           <w:tcPr>
-            <w:tcW w:type="dxa" w:w="3324"/>
+            <w:tcW w:type="dxa" w:w="4536"/>
           </w:tcPr>
           <w:p>
             <w:pPr>
@@ -2713,7 +2624,7 @@
         </w:tc>
         <w:tc>
           <w:tcPr>
-            <w:tcW w:type="dxa" w:w="3324"/>
+            <w:tcW w:type="dxa" w:w="4252"/>
           </w:tcPr>
           <w:p>
             <w:pPr>
@@ -2733,7 +2644,7 @@
       <w:tr>
         <w:tc>
           <w:tcPr>
-            <w:tcW w:type="dxa" w:w="3324"/>
+            <w:tcW w:type="dxa" w:w="680"/>
           </w:tcPr>
           <w:p>
             <w:pPr>
@@ -2752,7 +2663,7 @@
         </w:tc>
         <w:tc>
           <w:tcPr>
-            <w:tcW w:type="dxa" w:w="3324"/>
+            <w:tcW w:type="dxa" w:w="4536"/>
           </w:tcPr>
           <w:p>
             <w:pPr>
@@ -2771,7 +2682,7 @@
         </w:tc>
         <w:tc>
           <w:tcPr>
-            <w:tcW w:type="dxa" w:w="3324"/>
+            <w:tcW w:type="dxa" w:w="4252"/>
           </w:tcPr>
           <w:p>
             <w:pPr>
@@ -2791,7 +2702,7 @@
       <w:tr>
         <w:tc>
           <w:tcPr>
-            <w:tcW w:type="dxa" w:w="3324"/>
+            <w:tcW w:type="dxa" w:w="680"/>
           </w:tcPr>
           <w:p>
             <w:pPr>
@@ -2810,7 +2721,7 @@
         </w:tc>
         <w:tc>
           <w:tcPr>
-            <w:tcW w:type="dxa" w:w="3324"/>
+            <w:tcW w:type="dxa" w:w="4536"/>
           </w:tcPr>
           <w:p>
             <w:pPr>
@@ -2829,7 +2740,7 @@
         </w:tc>
         <w:tc>
           <w:tcPr>
-            <w:tcW w:type="dxa" w:w="3324"/>
+            <w:tcW w:type="dxa" w:w="4252"/>
           </w:tcPr>
           <w:p>
             <w:pPr>
@@ -2849,7 +2760,7 @@
       <w:tr>
         <w:tc>
           <w:tcPr>
-            <w:tcW w:type="dxa" w:w="3324"/>
+            <w:tcW w:type="dxa" w:w="680"/>
           </w:tcPr>
           <w:p>
             <w:pPr>
@@ -2868,7 +2779,7 @@
         </w:tc>
         <w:tc>
           <w:tcPr>
-            <w:tcW w:type="dxa" w:w="3324"/>
+            <w:tcW w:type="dxa" w:w="4536"/>
           </w:tcPr>
           <w:p>
             <w:pPr>
@@ -2887,7 +2798,7 @@
         </w:tc>
         <w:tc>
           <w:tcPr>
-            <w:tcW w:type="dxa" w:w="3324"/>
+            <w:tcW w:type="dxa" w:w="4252"/>
           </w:tcPr>
           <w:p>
             <w:pPr>
@@ -2907,7 +2818,7 @@
       <w:tr>
         <w:tc>
           <w:tcPr>
-            <w:tcW w:type="dxa" w:w="3324"/>
+            <w:tcW w:type="dxa" w:w="680"/>
           </w:tcPr>
           <w:p>
             <w:pPr>
@@ -2926,7 +2837,7 @@
         </w:tc>
         <w:tc>
           <w:tcPr>
-            <w:tcW w:type="dxa" w:w="3324"/>
+            <w:tcW w:type="dxa" w:w="4536"/>
           </w:tcPr>
           <w:p>
             <w:pPr>
@@ -2945,7 +2856,7 @@
         </w:tc>
         <w:tc>
           <w:tcPr>
-            <w:tcW w:type="dxa" w:w="3324"/>
+            <w:tcW w:type="dxa" w:w="4252"/>
           </w:tcPr>
           <w:p>
             <w:pPr>
@@ -2965,7 +2876,7 @@
       <w:tr>
         <w:tc>
           <w:tcPr>
-            <w:tcW w:type="dxa" w:w="3324"/>
+            <w:tcW w:type="dxa" w:w="680"/>
           </w:tcPr>
           <w:p>
             <w:pPr>
@@ -2984,7 +2895,7 @@
         </w:tc>
         <w:tc>
           <w:tcPr>
-            <w:tcW w:type="dxa" w:w="3324"/>
+            <w:tcW w:type="dxa" w:w="4536"/>
           </w:tcPr>
           <w:p>
             <w:pPr>
@@ -3003,7 +2914,7 @@
         </w:tc>
         <w:tc>
           <w:tcPr>
-            <w:tcW w:type="dxa" w:w="3324"/>
+            <w:tcW w:type="dxa" w:w="4252"/>
           </w:tcPr>
           <w:p>
             <w:pPr>
@@ -3456,6 +3367,7 @@
                 <w:i w:val="0"/>
                 <w:sz w:val="22"/>
               </w:rPr>
+              <w:t>egzamin pisemny z zadaniami problemowymi; raport z wykonanego zadania; prezentacja projektu i dokumentacji; obrona projektu</w:t>
             </w:r>
           </w:p>
         </w:tc>
@@ -3513,6 +3425,7 @@
                 <w:i w:val="0"/>
                 <w:sz w:val="22"/>
               </w:rPr>
+              <w:t>egzamin pisemny z zadaniami problemowymi; raport z wykonanego zadania; prezentacja projektu i dokumentacji; obrona projektu</w:t>
             </w:r>
           </w:p>
         </w:tc>
@@ -3570,6 +3483,7 @@
                 <w:i w:val="0"/>
                 <w:sz w:val="22"/>
               </w:rPr>
+              <w:t>egzamin pisemny z zadaniami problemowymi; raport z wykonanego zadania; prezentacja projektu i dokumentacji; obrona projektu</w:t>
             </w:r>
           </w:p>
         </w:tc>
@@ -3627,6 +3541,7 @@
                 <w:i w:val="0"/>
                 <w:sz w:val="22"/>
               </w:rPr>
+              <w:t>egzamin pisemny z zadaniami problemowymi; raport z wykonanego zadania; prezentacja projektu i dokumentacji; obrona projektu</w:t>
             </w:r>
           </w:p>
         </w:tc>
@@ -3684,6 +3599,7 @@
                 <w:i w:val="0"/>
                 <w:sz w:val="22"/>
               </w:rPr>
+              <w:t>egzamin pisemny z zadaniami problemowymi; raport z wykonanego zadania; prezentacja projektu i dokumentacji; obrona projektu</w:t>
             </w:r>
           </w:p>
         </w:tc>
@@ -3741,6 +3657,7 @@
                 <w:i w:val="0"/>
                 <w:sz w:val="22"/>
               </w:rPr>
+              <w:t>egzamin pisemny z zadaniami problemowymi; raport z wykonanego zadania; prezentacja projektu i dokumentacji; obrona projektu</w:t>
             </w:r>
           </w:p>
         </w:tc>
@@ -3798,6 +3715,7 @@
                 <w:i w:val="0"/>
                 <w:sz w:val="22"/>
               </w:rPr>
+              <w:t>egzamin pisemny z zadaniami problemowymi; raport z wykonanego zadania; prezentacja projektu i dokumentacji; obrona projektu</w:t>
             </w:r>
           </w:p>
         </w:tc>
@@ -3855,6 +3773,7 @@
                 <w:i w:val="0"/>
                 <w:sz w:val="22"/>
               </w:rPr>
+              <w:t>egzamin pisemny z zadaniami problemowymi; raport z wykonanego zadania; prezentacja projektu i dokumentacji; obrona projektu</w:t>
             </w:r>
           </w:p>
         </w:tc>
@@ -3912,6 +3831,7 @@
                 <w:i w:val="0"/>
                 <w:sz w:val="22"/>
               </w:rPr>
+              <w:t>egzamin pisemny z zadaniami problemowymi; raport z wykonanego zadania; prezentacja projektu i dokumentacji; obrona projektu</w:t>
             </w:r>
           </w:p>
         </w:tc>
@@ -3969,6 +3889,7 @@
                 <w:i w:val="0"/>
                 <w:sz w:val="22"/>
               </w:rPr>
+              <w:t>egzamin pisemny z zadaniami problemowymi; raport z wykonanego zadania; prezentacja projektu i dokumentacji; obrona projektu</w:t>
             </w:r>
           </w:p>
         </w:tc>
@@ -4131,6 +4052,7 @@
                 <w:i w:val="0"/>
                 <w:sz w:val="22"/>
               </w:rPr>
+              <w:t>egzamin pisemny z zadaniami problemowymi; raport z wykonanego zadania; prezentacja projektu i dokumentacji; obrona projektu</w:t>
             </w:r>
           </w:p>
         </w:tc>
@@ -4188,6 +4110,7 @@
                 <w:i w:val="0"/>
                 <w:sz w:val="22"/>
               </w:rPr>
+              <w:t>egzamin pisemny z zadaniami problemowymi; raport z wykonanego zadania; prezentacja projektu i dokumentacji; obrona projektu</w:t>
             </w:r>
           </w:p>
         </w:tc>
@@ -4245,6 +4168,7 @@
                 <w:i w:val="0"/>
                 <w:sz w:val="22"/>
               </w:rPr>
+              <w:t>egzamin pisemny z zadaniami problemowymi; raport z wykonanego zadania; prezentacja projektu i dokumentacji; obrona projektu</w:t>
             </w:r>
           </w:p>
         </w:tc>
@@ -4302,6 +4226,7 @@
                 <w:i w:val="0"/>
                 <w:sz w:val="22"/>
               </w:rPr>
+              <w:t>egzamin pisemny z zadaniami problemowymi; raport z wykonanego zadania; prezentacja projektu i dokumentacji; obrona projektu</w:t>
             </w:r>
           </w:p>
         </w:tc>
@@ -4359,6 +4284,7 @@
                 <w:i w:val="0"/>
                 <w:sz w:val="22"/>
               </w:rPr>
+              <w:t>egzamin pisemny z zadaniami problemowymi; raport z wykonanego zadania; prezentacja projektu i dokumentacji; obrona projektu</w:t>
             </w:r>
           </w:p>
         </w:tc>
@@ -4416,6 +4342,7 @@
                 <w:i w:val="0"/>
                 <w:sz w:val="22"/>
               </w:rPr>
+              <w:t>egzamin pisemny z zadaniami problemowymi; raport z wykonanego zadania; prezentacja projektu i dokumentacji; obrona projektu</w:t>
             </w:r>
           </w:p>
         </w:tc>
@@ -4473,6 +4400,7 @@
                 <w:i w:val="0"/>
                 <w:sz w:val="22"/>
               </w:rPr>
+              <w:t>egzamin pisemny z zadaniami problemowymi; raport z wykonanego zadania; prezentacja projektu i dokumentacji; obrona projektu</w:t>
             </w:r>
           </w:p>
         </w:tc>
@@ -4530,6 +4458,7 @@
                 <w:i w:val="0"/>
                 <w:sz w:val="22"/>
               </w:rPr>
+              <w:t>egzamin pisemny z zadaniami problemowymi; raport z wykonanego zadania; prezentacja projektu i dokumentacji; obrona projektu</w:t>
             </w:r>
           </w:p>
         </w:tc>
@@ -4587,6 +4516,7 @@
                 <w:i w:val="0"/>
                 <w:sz w:val="22"/>
               </w:rPr>
+              <w:t>egzamin pisemny z zadaniami problemowymi; raport z wykonanego zadania; prezentacja projektu i dokumentacji; obrona projektu</w:t>
             </w:r>
           </w:p>
         </w:tc>
@@ -4644,6 +4574,7 @@
                 <w:i w:val="0"/>
                 <w:sz w:val="22"/>
               </w:rPr>
+              <w:t>egzamin pisemny z zadaniami problemowymi; raport z wykonanego zadania; prezentacja projektu i dokumentacji; obrona projektu</w:t>
             </w:r>
           </w:p>
         </w:tc>
@@ -4806,6 +4737,7 @@
                 <w:i w:val="0"/>
                 <w:sz w:val="22"/>
               </w:rPr>
+              <w:t>egzamin pisemny z zadaniami problemowymi; raport z wykonanego zadania; prezentacja projektu i dokumentacji; obrona projektu</w:t>
             </w:r>
           </w:p>
         </w:tc>
@@ -4863,6 +4795,7 @@
                 <w:i w:val="0"/>
                 <w:sz w:val="22"/>
               </w:rPr>
+              <w:t>egzamin pisemny z zadaniami problemowymi; raport z wykonanego zadania; prezentacja projektu i dokumentacji; obrona projektu</w:t>
             </w:r>
           </w:p>
         </w:tc>
@@ -4920,6 +4853,7 @@
                 <w:i w:val="0"/>
                 <w:sz w:val="22"/>
               </w:rPr>
+              <w:t>egzamin pisemny z zadaniami problemowymi; raport z wykonanego zadania; prezentacja projektu i dokumentacji; obrona projektu</w:t>
             </w:r>
           </w:p>
         </w:tc>
@@ -5025,62 +4959,6 @@
                 <w:sz w:val="16"/>
               </w:rPr>
               <w:t>Wyposażenie specjalistyczne konieczne do realizacji przedmiotu</w:t>
-            </w:r>
-          </w:p>
-        </w:tc>
-      </w:tr>
-      <w:tr>
-        <w:tc>
-          <w:tcPr>
-            <w:tcW w:type="dxa" w:w="3324"/>
-          </w:tcPr>
-          <w:p>
-            <w:pPr>
-              <w:spacing w:before="20" w:after="20"/>
-            </w:pPr>
-            <w:r>
-              <w:rPr>
-                <w:rFonts w:ascii="Aptos" w:hAnsi="Aptos"/>
-                <w:b w:val="0"/>
-                <w:i w:val="0"/>
-                <w:sz w:val="22"/>
-              </w:rPr>
-            </w:r>
-          </w:p>
-        </w:tc>
-        <w:tc>
-          <w:tcPr>
-            <w:tcW w:type="dxa" w:w="3324"/>
-          </w:tcPr>
-          <w:p>
-            <w:pPr>
-              <w:spacing w:before="20" w:after="20"/>
-            </w:pPr>
-            <w:r>
-              <w:rPr>
-                <w:rFonts w:ascii="Aptos" w:hAnsi="Aptos"/>
-                <w:b w:val="0"/>
-                <w:i w:val="0"/>
-                <w:sz w:val="22"/>
-              </w:rPr>
-            </w:r>
-          </w:p>
-        </w:tc>
-        <w:tc>
-          <w:tcPr>
-            <w:tcW w:type="dxa" w:w="3324"/>
-          </w:tcPr>
-          <w:p>
-            <w:pPr>
-              <w:spacing w:before="20" w:after="20"/>
-            </w:pPr>
-            <w:r>
-              <w:rPr>
-                <w:rFonts w:ascii="Aptos" w:hAnsi="Aptos"/>
-                <w:b w:val="0"/>
-                <w:i w:val="0"/>
-                <w:sz w:val="22"/>
-              </w:rPr>
             </w:r>
           </w:p>
         </w:tc>

--- a/public/assets/files/stacjonarne/ZIC.docx
+++ b/public/assets/files/stacjonarne/ZIC.docx
@@ -3330,6 +3330,7 @@
                 <w:i w:val="0"/>
                 <w:sz w:val="22"/>
               </w:rPr>
+              <w:t>K_W08</w:t>
             </w:r>
           </w:p>
         </w:tc>
@@ -3367,7 +3368,7 @@
                 <w:i w:val="0"/>
                 <w:sz w:val="22"/>
               </w:rPr>
-              <w:t>egzamin pisemny z zadaniami problemowymi; raport z wykonanego zadania; prezentacja projektu i dokumentacji; obrona projektu</w:t>
+              <w:t>egzamin pisemny z zadaniami problemowymi</w:t>
             </w:r>
           </w:p>
         </w:tc>
@@ -3388,6 +3389,7 @@
                 <w:i w:val="0"/>
                 <w:sz w:val="22"/>
               </w:rPr>
+              <w:t>K_W08</w:t>
             </w:r>
           </w:p>
         </w:tc>
@@ -3425,7 +3427,7 @@
                 <w:i w:val="0"/>
                 <w:sz w:val="22"/>
               </w:rPr>
-              <w:t>egzamin pisemny z zadaniami problemowymi; raport z wykonanego zadania; prezentacja projektu i dokumentacji; obrona projektu</w:t>
+              <w:t>egzamin pisemny z zadaniami problemowymi</w:t>
             </w:r>
           </w:p>
         </w:tc>
@@ -3446,6 +3448,7 @@
                 <w:i w:val="0"/>
                 <w:sz w:val="22"/>
               </w:rPr>
+              <w:t>K_W08</w:t>
             </w:r>
           </w:p>
         </w:tc>
@@ -3483,7 +3486,7 @@
                 <w:i w:val="0"/>
                 <w:sz w:val="22"/>
               </w:rPr>
-              <w:t>egzamin pisemny z zadaniami problemowymi; raport z wykonanego zadania; prezentacja projektu i dokumentacji; obrona projektu</w:t>
+              <w:t>egzamin pisemny z zadaniami problemowymi</w:t>
             </w:r>
           </w:p>
         </w:tc>
@@ -3504,6 +3507,7 @@
                 <w:i w:val="0"/>
                 <w:sz w:val="22"/>
               </w:rPr>
+              <w:t>K_W08</w:t>
             </w:r>
           </w:p>
         </w:tc>
@@ -3541,7 +3545,7 @@
                 <w:i w:val="0"/>
                 <w:sz w:val="22"/>
               </w:rPr>
-              <w:t>egzamin pisemny z zadaniami problemowymi; raport z wykonanego zadania; prezentacja projektu i dokumentacji; obrona projektu</w:t>
+              <w:t>egzamin pisemny z zadaniami problemowymi</w:t>
             </w:r>
           </w:p>
         </w:tc>
@@ -3562,6 +3566,7 @@
                 <w:i w:val="0"/>
                 <w:sz w:val="22"/>
               </w:rPr>
+              <w:t>K_W08</w:t>
             </w:r>
           </w:p>
         </w:tc>
@@ -3599,7 +3604,7 @@
                 <w:i w:val="0"/>
                 <w:sz w:val="22"/>
               </w:rPr>
-              <w:t>egzamin pisemny z zadaniami problemowymi; raport z wykonanego zadania; prezentacja projektu i dokumentacji; obrona projektu</w:t>
+              <w:t>egzamin pisemny z zadaniami problemowymi</w:t>
             </w:r>
           </w:p>
         </w:tc>
@@ -3620,6 +3625,7 @@
                 <w:i w:val="0"/>
                 <w:sz w:val="22"/>
               </w:rPr>
+              <w:t>K_W08</w:t>
             </w:r>
           </w:p>
         </w:tc>
@@ -3657,7 +3663,7 @@
                 <w:i w:val="0"/>
                 <w:sz w:val="22"/>
               </w:rPr>
-              <w:t>egzamin pisemny z zadaniami problemowymi; raport z wykonanego zadania; prezentacja projektu i dokumentacji; obrona projektu</w:t>
+              <w:t>egzamin pisemny z zadaniami problemowymi</w:t>
             </w:r>
           </w:p>
         </w:tc>
@@ -3678,6 +3684,7 @@
                 <w:i w:val="0"/>
                 <w:sz w:val="22"/>
               </w:rPr>
+              <w:t>K_W08</w:t>
             </w:r>
           </w:p>
         </w:tc>
@@ -3715,7 +3722,7 @@
                 <w:i w:val="0"/>
                 <w:sz w:val="22"/>
               </w:rPr>
-              <w:t>egzamin pisemny z zadaniami problemowymi; raport z wykonanego zadania; prezentacja projektu i dokumentacji; obrona projektu</w:t>
+              <w:t>egzamin pisemny z zadaniami problemowymi</w:t>
             </w:r>
           </w:p>
         </w:tc>
@@ -3736,6 +3743,7 @@
                 <w:i w:val="0"/>
                 <w:sz w:val="22"/>
               </w:rPr>
+              <w:t>K_W23</w:t>
             </w:r>
           </w:p>
         </w:tc>
@@ -3773,7 +3781,7 @@
                 <w:i w:val="0"/>
                 <w:sz w:val="22"/>
               </w:rPr>
-              <w:t>egzamin pisemny z zadaniami problemowymi; raport z wykonanego zadania; prezentacja projektu i dokumentacji; obrona projektu</w:t>
+              <w:t>egzamin pisemny z zadaniami problemowymi</w:t>
             </w:r>
           </w:p>
         </w:tc>
@@ -3794,6 +3802,7 @@
                 <w:i w:val="0"/>
                 <w:sz w:val="22"/>
               </w:rPr>
+              <w:t>K_W08</w:t>
             </w:r>
           </w:p>
         </w:tc>
@@ -3831,7 +3840,7 @@
                 <w:i w:val="0"/>
                 <w:sz w:val="22"/>
               </w:rPr>
-              <w:t>egzamin pisemny z zadaniami problemowymi; raport z wykonanego zadania; prezentacja projektu i dokumentacji; obrona projektu</w:t>
+              <w:t>egzamin pisemny z zadaniami problemowymi</w:t>
             </w:r>
           </w:p>
         </w:tc>
@@ -3852,6 +3861,7 @@
                 <w:i w:val="0"/>
                 <w:sz w:val="22"/>
               </w:rPr>
+              <w:t>K_W08</w:t>
             </w:r>
           </w:p>
         </w:tc>
@@ -3889,7 +3899,7 @@
                 <w:i w:val="0"/>
                 <w:sz w:val="22"/>
               </w:rPr>
-              <w:t>egzamin pisemny z zadaniami problemowymi; raport z wykonanego zadania; prezentacja projektu i dokumentacji; obrona projektu</w:t>
+              <w:t>egzamin pisemny z zadaniami problemowymi</w:t>
             </w:r>
           </w:p>
         </w:tc>
@@ -4015,6 +4025,7 @@
                 <w:i w:val="0"/>
                 <w:sz w:val="22"/>
               </w:rPr>
+              <w:t>K_U27</w:t>
             </w:r>
           </w:p>
         </w:tc>
@@ -4052,7 +4063,7 @@
                 <w:i w:val="0"/>
                 <w:sz w:val="22"/>
               </w:rPr>
-              <w:t>egzamin pisemny z zadaniami problemowymi; raport z wykonanego zadania; prezentacja projektu i dokumentacji; obrona projektu</w:t>
+              <w:t>raport z wykonanego zadania, prezentacja projektu i dokumentacji, obrona projektu</w:t>
             </w:r>
           </w:p>
         </w:tc>
@@ -4073,6 +4084,7 @@
                 <w:i w:val="0"/>
                 <w:sz w:val="22"/>
               </w:rPr>
+              <w:t>K_U14</w:t>
             </w:r>
           </w:p>
         </w:tc>
@@ -4110,7 +4122,7 @@
                 <w:i w:val="0"/>
                 <w:sz w:val="22"/>
               </w:rPr>
-              <w:t>egzamin pisemny z zadaniami problemowymi; raport z wykonanego zadania; prezentacja projektu i dokumentacji; obrona projektu</w:t>
+              <w:t>raport z wykonanego zadania, prezentacja projektu i dokumentacji, obrona projektu</w:t>
             </w:r>
           </w:p>
         </w:tc>
@@ -4131,6 +4143,7 @@
                 <w:i w:val="0"/>
                 <w:sz w:val="22"/>
               </w:rPr>
+              <w:t>K_U14</w:t>
             </w:r>
           </w:p>
         </w:tc>
@@ -4168,7 +4181,7 @@
                 <w:i w:val="0"/>
                 <w:sz w:val="22"/>
               </w:rPr>
-              <w:t>egzamin pisemny z zadaniami problemowymi; raport z wykonanego zadania; prezentacja projektu i dokumentacji; obrona projektu</w:t>
+              <w:t>raport z wykonanego zadania, prezentacja projektu i dokumentacji, obrona projektu</w:t>
             </w:r>
           </w:p>
         </w:tc>
@@ -4189,6 +4202,7 @@
                 <w:i w:val="0"/>
                 <w:sz w:val="22"/>
               </w:rPr>
+              <w:t>K_U14</w:t>
             </w:r>
           </w:p>
         </w:tc>
@@ -4226,7 +4240,7 @@
                 <w:i w:val="0"/>
                 <w:sz w:val="22"/>
               </w:rPr>
-              <w:t>egzamin pisemny z zadaniami problemowymi; raport z wykonanego zadania; prezentacja projektu i dokumentacji; obrona projektu</w:t>
+              <w:t>raport z wykonanego zadania, prezentacja projektu i dokumentacji, obrona projektu</w:t>
             </w:r>
           </w:p>
         </w:tc>
@@ -4247,6 +4261,7 @@
                 <w:i w:val="0"/>
                 <w:sz w:val="22"/>
               </w:rPr>
+              <w:t>K_U14</w:t>
             </w:r>
           </w:p>
         </w:tc>
@@ -4284,7 +4299,7 @@
                 <w:i w:val="0"/>
                 <w:sz w:val="22"/>
               </w:rPr>
-              <w:t>egzamin pisemny z zadaniami problemowymi; raport z wykonanego zadania; prezentacja projektu i dokumentacji; obrona projektu</w:t>
+              <w:t>raport z wykonanego zadania, prezentacja projektu i dokumentacji, obrona projektu</w:t>
             </w:r>
           </w:p>
         </w:tc>
@@ -4305,6 +4320,7 @@
                 <w:i w:val="0"/>
                 <w:sz w:val="22"/>
               </w:rPr>
+              <w:t>K_U27</w:t>
             </w:r>
           </w:p>
         </w:tc>
@@ -4342,7 +4358,7 @@
                 <w:i w:val="0"/>
                 <w:sz w:val="22"/>
               </w:rPr>
-              <w:t>egzamin pisemny z zadaniami problemowymi; raport z wykonanego zadania; prezentacja projektu i dokumentacji; obrona projektu</w:t>
+              <w:t>raport z wykonanego zadania, prezentacja projektu i dokumentacji, obrona projektu</w:t>
             </w:r>
           </w:p>
         </w:tc>
@@ -4363,6 +4379,7 @@
                 <w:i w:val="0"/>
                 <w:sz w:val="22"/>
               </w:rPr>
+              <w:t>K_U14</w:t>
             </w:r>
           </w:p>
         </w:tc>
@@ -4400,7 +4417,7 @@
                 <w:i w:val="0"/>
                 <w:sz w:val="22"/>
               </w:rPr>
-              <w:t>egzamin pisemny z zadaniami problemowymi; raport z wykonanego zadania; prezentacja projektu i dokumentacji; obrona projektu</w:t>
+              <w:t>raport z wykonanego zadania, prezentacja projektu i dokumentacji, obrona projektu</w:t>
             </w:r>
           </w:p>
         </w:tc>
@@ -4421,6 +4438,7 @@
                 <w:i w:val="0"/>
                 <w:sz w:val="22"/>
               </w:rPr>
+              <w:t>K_U14</w:t>
             </w:r>
           </w:p>
         </w:tc>
@@ -4458,7 +4476,7 @@
                 <w:i w:val="0"/>
                 <w:sz w:val="22"/>
               </w:rPr>
-              <w:t>egzamin pisemny z zadaniami problemowymi; raport z wykonanego zadania; prezentacja projektu i dokumentacji; obrona projektu</w:t>
+              <w:t>raport z wykonanego zadania, prezentacja projektu i dokumentacji, obrona projektu</w:t>
             </w:r>
           </w:p>
         </w:tc>
@@ -4479,6 +4497,7 @@
                 <w:i w:val="0"/>
                 <w:sz w:val="22"/>
               </w:rPr>
+              <w:t>K_U14</w:t>
             </w:r>
           </w:p>
         </w:tc>
@@ -4516,7 +4535,7 @@
                 <w:i w:val="0"/>
                 <w:sz w:val="22"/>
               </w:rPr>
-              <w:t>egzamin pisemny z zadaniami problemowymi; raport z wykonanego zadania; prezentacja projektu i dokumentacji; obrona projektu</w:t>
+              <w:t>raport z wykonanego zadania, prezentacja projektu i dokumentacji, obrona projektu</w:t>
             </w:r>
           </w:p>
         </w:tc>
@@ -4537,6 +4556,7 @@
                 <w:i w:val="0"/>
                 <w:sz w:val="22"/>
               </w:rPr>
+              <w:t>K_U14</w:t>
             </w:r>
           </w:p>
         </w:tc>
@@ -4574,7 +4594,7 @@
                 <w:i w:val="0"/>
                 <w:sz w:val="22"/>
               </w:rPr>
-              <w:t>egzamin pisemny z zadaniami problemowymi; raport z wykonanego zadania; prezentacja projektu i dokumentacji; obrona projektu</w:t>
+              <w:t>raport z wykonanego zadania, prezentacja projektu i dokumentacji, obrona projektu</w:t>
             </w:r>
           </w:p>
         </w:tc>
@@ -4700,6 +4720,7 @@
                 <w:i w:val="0"/>
                 <w:sz w:val="22"/>
               </w:rPr>
+              <w:t>K_K05</w:t>
             </w:r>
           </w:p>
         </w:tc>
@@ -4737,7 +4758,7 @@
                 <w:i w:val="0"/>
                 <w:sz w:val="22"/>
               </w:rPr>
-              <w:t>egzamin pisemny z zadaniami problemowymi; raport z wykonanego zadania; prezentacja projektu i dokumentacji; obrona projektu</w:t>
+              <w:t>raport z wykonanego zadania, prezentacja projektu i dokumentacji, obrona projektu</w:t>
             </w:r>
           </w:p>
         </w:tc>
@@ -4758,6 +4779,7 @@
                 <w:i w:val="0"/>
                 <w:sz w:val="22"/>
               </w:rPr>
+              <w:t>K_K06</w:t>
             </w:r>
           </w:p>
         </w:tc>
@@ -4795,7 +4817,7 @@
                 <w:i w:val="0"/>
                 <w:sz w:val="22"/>
               </w:rPr>
-              <w:t>egzamin pisemny z zadaniami problemowymi; raport z wykonanego zadania; prezentacja projektu i dokumentacji; obrona projektu</w:t>
+              <w:t>raport z wykonanego zadania, prezentacja projektu i dokumentacji, obrona projektu</w:t>
             </w:r>
           </w:p>
         </w:tc>
@@ -4816,6 +4838,7 @@
                 <w:i w:val="0"/>
                 <w:sz w:val="22"/>
               </w:rPr>
+              <w:t>K_K03</w:t>
             </w:r>
           </w:p>
         </w:tc>
@@ -4853,7 +4876,7 @@
                 <w:i w:val="0"/>
                 <w:sz w:val="22"/>
               </w:rPr>
-              <w:t>egzamin pisemny z zadaniami problemowymi; raport z wykonanego zadania; prezentacja projektu i dokumentacji; obrona projektu</w:t>
+              <w:t>raport z wykonanego zadania, prezentacja projektu i dokumentacji, obrona projektu</w:t>
             </w:r>
           </w:p>
         </w:tc>

--- a/public/assets/files/stacjonarne/ZIC.docx
+++ b/public/assets/files/stacjonarne/ZIC.docx
@@ -1973,14 +1973,13 @@
       </w:tblPr>
       <w:tblGrid>
         <w:gridCol w:w="680"/>
-        <w:gridCol w:w="4536"/>
-        <w:gridCol w:w="4252"/>
+        <w:gridCol w:w="8788"/>
       </w:tblGrid>
       <w:tr>
         <w:tc>
           <w:tcPr>
             <w:tcW w:type="dxa" w:w="9468"/>
-            <w:gridSpan w:val="3"/>
+            <w:gridSpan w:val="2"/>
             <w:shd w:val="clear" w:color="auto" w:fill="D9D9D9"/>
           </w:tcPr>
           <w:p>
@@ -2022,7 +2021,7 @@
         </w:tc>
         <w:tc>
           <w:tcPr>
-            <w:tcW w:type="dxa" w:w="4536"/>
+            <w:tcW w:type="dxa" w:w="8788"/>
             <w:shd w:val="clear" w:color="auto" w:fill="D9D9D9"/>
           </w:tcPr>
           <w:p>
@@ -2036,27 +2035,7 @@
                 <w:i w:val="0"/>
                 <w:sz w:val="16"/>
               </w:rPr>
-              <w:t>Wykład</w:t>
-            </w:r>
-          </w:p>
-        </w:tc>
-        <w:tc>
-          <w:tcPr>
-            <w:tcW w:type="dxa" w:w="4252"/>
-            <w:shd w:val="clear" w:color="auto" w:fill="D9D9D9"/>
-          </w:tcPr>
-          <w:p>
-            <w:pPr>
-              <w:spacing w:before="20" w:after="20"/>
-            </w:pPr>
-            <w:r>
-              <w:rPr>
-                <w:rFonts w:ascii="Aptos" w:hAnsi="Aptos"/>
-                <w:b/>
-                <w:i w:val="0"/>
-                <w:sz w:val="16"/>
-              </w:rPr>
-              <w:t>Ćwiczenia / Laboratorium / Pracownia</w:t>
+              <w:t>Treści programowe</w:t>
             </w:r>
           </w:p>
         </w:tc>
@@ -2083,7 +2062,7 @@
         </w:tc>
         <w:tc>
           <w:tcPr>
-            <w:tcW w:type="dxa" w:w="4536"/>
+            <w:tcW w:type="dxa" w:w="8788"/>
           </w:tcPr>
           <w:p>
             <w:pPr>
@@ -2097,24 +2076,6 @@
                 <w:sz w:val="22"/>
               </w:rPr>
               <w:t>Infrastructure as Code – motywacja, historia i korzyści. Podejście deklaratywne vs. imperatywne. Przegląd narzędzi IaC: Terraform, Ansible, Pulumi, CloudFormation. Miejsce IaC w cyklu DevOps.</w:t>
-            </w:r>
-          </w:p>
-        </w:tc>
-        <w:tc>
-          <w:tcPr>
-            <w:tcW w:type="dxa" w:w="4252"/>
-          </w:tcPr>
-          <w:p>
-            <w:pPr>
-              <w:spacing w:before="20" w:after="20"/>
-            </w:pPr>
-            <w:r>
-              <w:rPr>
-                <w:rFonts w:ascii="Aptos" w:hAnsi="Aptos"/>
-                <w:b w:val="0"/>
-                <w:i w:val="0"/>
-                <w:sz w:val="22"/>
-              </w:rPr>
             </w:r>
           </w:p>
         </w:tc>
@@ -2141,7 +2102,7 @@
         </w:tc>
         <w:tc>
           <w:tcPr>
-            <w:tcW w:type="dxa" w:w="4536"/>
+            <w:tcW w:type="dxa" w:w="8788"/>
           </w:tcPr>
           <w:p>
             <w:pPr>
@@ -2155,24 +2116,6 @@
                 <w:sz w:val="22"/>
               </w:rPr>
               <w:t>Terraform – architektura i podstawy. Providers (AWS, OpenStack), resources, data sources. Język HCL: typy danych, wyrażenia, funkcje wbudowane. Cykl życia konfiguracji: init, validate, plan, apply, destroy.</w:t>
-            </w:r>
-          </w:p>
-        </w:tc>
-        <w:tc>
-          <w:tcPr>
-            <w:tcW w:type="dxa" w:w="4252"/>
-          </w:tcPr>
-          <w:p>
-            <w:pPr>
-              <w:spacing w:before="20" w:after="20"/>
-            </w:pPr>
-            <w:r>
-              <w:rPr>
-                <w:rFonts w:ascii="Aptos" w:hAnsi="Aptos"/>
-                <w:b w:val="0"/>
-                <w:i w:val="0"/>
-                <w:sz w:val="22"/>
-              </w:rPr>
             </w:r>
           </w:p>
         </w:tc>
@@ -2199,7 +2142,7 @@
         </w:tc>
         <w:tc>
           <w:tcPr>
-            <w:tcW w:type="dxa" w:w="4536"/>
+            <w:tcW w:type="dxa" w:w="8788"/>
           </w:tcPr>
           <w:p>
             <w:pPr>
@@ -2213,24 +2156,6 @@
                 <w:sz w:val="22"/>
               </w:rPr>
               <w:t>Terraform state: cel i struktura pliku stanu. Zdalny backend (S3 + DynamoDB lock). Import istniejących zasobów. Terraform workspace – izolacja środowisk (dev/staging/prod).</w:t>
-            </w:r>
-          </w:p>
-        </w:tc>
-        <w:tc>
-          <w:tcPr>
-            <w:tcW w:type="dxa" w:w="4252"/>
-          </w:tcPr>
-          <w:p>
-            <w:pPr>
-              <w:spacing w:before="20" w:after="20"/>
-            </w:pPr>
-            <w:r>
-              <w:rPr>
-                <w:rFonts w:ascii="Aptos" w:hAnsi="Aptos"/>
-                <w:b w:val="0"/>
-                <w:i w:val="0"/>
-                <w:sz w:val="22"/>
-              </w:rPr>
             </w:r>
           </w:p>
         </w:tc>
@@ -2257,7 +2182,7 @@
         </w:tc>
         <w:tc>
           <w:tcPr>
-            <w:tcW w:type="dxa" w:w="4536"/>
+            <w:tcW w:type="dxa" w:w="8788"/>
           </w:tcPr>
           <w:p>
             <w:pPr>
@@ -2271,24 +2196,6 @@
                 <w:sz w:val="22"/>
               </w:rPr>
               <w:t>Moduły Terraform: tworzenie, parametryzacja i kompozycja modułów. Rejestr publiczny (Terraform Registry). Wzorce organizacji kodu: flat, monorepo, multi-repo. Refaktoryzacja konfiguracji.</w:t>
-            </w:r>
-          </w:p>
-        </w:tc>
-        <w:tc>
-          <w:tcPr>
-            <w:tcW w:type="dxa" w:w="4252"/>
-          </w:tcPr>
-          <w:p>
-            <w:pPr>
-              <w:spacing w:before="20" w:after="20"/>
-            </w:pPr>
-            <w:r>
-              <w:rPr>
-                <w:rFonts w:ascii="Aptos" w:hAnsi="Aptos"/>
-                <w:b w:val="0"/>
-                <w:i w:val="0"/>
-                <w:sz w:val="22"/>
-              </w:rPr>
             </w:r>
           </w:p>
         </w:tc>
@@ -2315,7 +2222,7 @@
         </w:tc>
         <w:tc>
           <w:tcPr>
-            <w:tcW w:type="dxa" w:w="4536"/>
+            <w:tcW w:type="dxa" w:w="8788"/>
           </w:tcPr>
           <w:p>
             <w:pPr>
@@ -2329,24 +2236,6 @@
                 <w:sz w:val="22"/>
               </w:rPr>
               <w:t>AWS – globalna infrastruktura i model usług. VPC: subnety publiczne i prywatne, Internet Gateway, NAT Gateway, routing tables, security groups, Network ACL. Provisionowanie sieci w Terraform.</w:t>
-            </w:r>
-          </w:p>
-        </w:tc>
-        <w:tc>
-          <w:tcPr>
-            <w:tcW w:type="dxa" w:w="4252"/>
-          </w:tcPr>
-          <w:p>
-            <w:pPr>
-              <w:spacing w:before="20" w:after="20"/>
-            </w:pPr>
-            <w:r>
-              <w:rPr>
-                <w:rFonts w:ascii="Aptos" w:hAnsi="Aptos"/>
-                <w:b w:val="0"/>
-                <w:i w:val="0"/>
-                <w:sz w:val="22"/>
-              </w:rPr>
             </w:r>
           </w:p>
         </w:tc>
@@ -2373,7 +2262,7 @@
         </w:tc>
         <w:tc>
           <w:tcPr>
-            <w:tcW w:type="dxa" w:w="4536"/>
+            <w:tcW w:type="dxa" w:w="8788"/>
           </w:tcPr>
           <w:p>
             <w:pPr>
@@ -2387,24 +2276,6 @@
                 <w:sz w:val="22"/>
               </w:rPr>
               <w:t>AWS EC2 i zarządzanie obliczeniami: typy instancji, AMI, key pairs, user data, Elastic IP. Auto Scaling Groups i Launch Templates. Elastic Load Balancer (ALB/NLB). Konfiguracja przez Terraform.</w:t>
-            </w:r>
-          </w:p>
-        </w:tc>
-        <w:tc>
-          <w:tcPr>
-            <w:tcW w:type="dxa" w:w="4252"/>
-          </w:tcPr>
-          <w:p>
-            <w:pPr>
-              <w:spacing w:before="20" w:after="20"/>
-            </w:pPr>
-            <w:r>
-              <w:rPr>
-                <w:rFonts w:ascii="Aptos" w:hAnsi="Aptos"/>
-                <w:b w:val="0"/>
-                <w:i w:val="0"/>
-                <w:sz w:val="22"/>
-              </w:rPr>
             </w:r>
           </w:p>
         </w:tc>
@@ -2431,7 +2302,7 @@
         </w:tc>
         <w:tc>
           <w:tcPr>
-            <w:tcW w:type="dxa" w:w="4536"/>
+            <w:tcW w:type="dxa" w:w="8788"/>
           </w:tcPr>
           <w:p>
             <w:pPr>
@@ -2445,24 +2316,6 @@
                 <w:sz w:val="22"/>
               </w:rPr>
               <w:t>AWS – usługi zarządzane: RDS (PostgreSQL/MySQL), ElastiCache (Redis), S3 (bucket policies, versioning, lifecycle), SQS, SNS. Wdrożenie warstwy danych aplikacji przez Terraform.</w:t>
-            </w:r>
-          </w:p>
-        </w:tc>
-        <w:tc>
-          <w:tcPr>
-            <w:tcW w:type="dxa" w:w="4252"/>
-          </w:tcPr>
-          <w:p>
-            <w:pPr>
-              <w:spacing w:before="20" w:after="20"/>
-            </w:pPr>
-            <w:r>
-              <w:rPr>
-                <w:rFonts w:ascii="Aptos" w:hAnsi="Aptos"/>
-                <w:b w:val="0"/>
-                <w:i w:val="0"/>
-                <w:sz w:val="22"/>
-              </w:rPr>
             </w:r>
           </w:p>
         </w:tc>
@@ -2489,7 +2342,7 @@
         </w:tc>
         <w:tc>
           <w:tcPr>
-            <w:tcW w:type="dxa" w:w="4536"/>
+            <w:tcW w:type="dxa" w:w="8788"/>
           </w:tcPr>
           <w:p>
             <w:pPr>
@@ -2503,24 +2356,6 @@
                 <w:sz w:val="22"/>
               </w:rPr>
               <w:t>Ansible – architektura i instalacja. Inventory (statyczne i dynamiczne). Ad-hoc commands. Playbooks: plays, tasks, handlers, notify. Moduły wbudowane (apt, yum, copy, template, service, shell).</w:t>
-            </w:r>
-          </w:p>
-        </w:tc>
-        <w:tc>
-          <w:tcPr>
-            <w:tcW w:type="dxa" w:w="4252"/>
-          </w:tcPr>
-          <w:p>
-            <w:pPr>
-              <w:spacing w:before="20" w:after="20"/>
-            </w:pPr>
-            <w:r>
-              <w:rPr>
-                <w:rFonts w:ascii="Aptos" w:hAnsi="Aptos"/>
-                <w:b w:val="0"/>
-                <w:i w:val="0"/>
-                <w:sz w:val="22"/>
-              </w:rPr>
             </w:r>
           </w:p>
         </w:tc>
@@ -2547,7 +2382,7 @@
         </w:tc>
         <w:tc>
           <w:tcPr>
-            <w:tcW w:type="dxa" w:w="4536"/>
+            <w:tcW w:type="dxa" w:w="8788"/>
           </w:tcPr>
           <w:p>
             <w:pPr>
@@ -2561,24 +2396,6 @@
                 <w:sz w:val="22"/>
               </w:rPr>
               <w:t>Ansible – zaawansowane techniki: role (struktura katalogów, defaults, vars, tasks, handlers, templates), Ansible Galaxy, zmienne grupowe i hostowe, Vault (szyfrowanie sekretów). Idempotentność.</w:t>
-            </w:r>
-          </w:p>
-        </w:tc>
-        <w:tc>
-          <w:tcPr>
-            <w:tcW w:type="dxa" w:w="4252"/>
-          </w:tcPr>
-          <w:p>
-            <w:pPr>
-              <w:spacing w:before="20" w:after="20"/>
-            </w:pPr>
-            <w:r>
-              <w:rPr>
-                <w:rFonts w:ascii="Aptos" w:hAnsi="Aptos"/>
-                <w:b w:val="0"/>
-                <w:i w:val="0"/>
-                <w:sz w:val="22"/>
-              </w:rPr>
             </w:r>
           </w:p>
         </w:tc>
@@ -2605,7 +2422,7 @@
         </w:tc>
         <w:tc>
           <w:tcPr>
-            <w:tcW w:type="dxa" w:w="4536"/>
+            <w:tcW w:type="dxa" w:w="8788"/>
           </w:tcPr>
           <w:p>
             <w:pPr>
@@ -2619,24 +2436,6 @@
                 <w:sz w:val="22"/>
               </w:rPr>
               <w:t>Integracja Terraform + Ansible: przekazywanie outputów Terraform do inventory Ansible (dynamic inventory), null_resource i local-exec/remote-exec provisioners. Wzorce automatyzacji end-to-end.</w:t>
-            </w:r>
-          </w:p>
-        </w:tc>
-        <w:tc>
-          <w:tcPr>
-            <w:tcW w:type="dxa" w:w="4252"/>
-          </w:tcPr>
-          <w:p>
-            <w:pPr>
-              <w:spacing w:before="20" w:after="20"/>
-            </w:pPr>
-            <w:r>
-              <w:rPr>
-                <w:rFonts w:ascii="Aptos" w:hAnsi="Aptos"/>
-                <w:b w:val="0"/>
-                <w:i w:val="0"/>
-                <w:sz w:val="22"/>
-              </w:rPr>
             </w:r>
           </w:p>
         </w:tc>
@@ -2663,7 +2462,7 @@
         </w:tc>
         <w:tc>
           <w:tcPr>
-            <w:tcW w:type="dxa" w:w="4536"/>
+            <w:tcW w:type="dxa" w:w="8788"/>
           </w:tcPr>
           <w:p>
             <w:pPr>
@@ -2677,24 +2476,6 @@
                 <w:sz w:val="22"/>
               </w:rPr>
               <w:t>LocalStack – emulacja usług AWS lokalnie. Instalacja i konfiguracja (Docker Compose). Obsługiwane usługi: S3, SQS, SNS, Lambda, DynamoDB, EC2, IAM. Konfiguracja Terraform provider dla LocalStack. Strategie testowania infrastruktury.</w:t>
-            </w:r>
-          </w:p>
-        </w:tc>
-        <w:tc>
-          <w:tcPr>
-            <w:tcW w:type="dxa" w:w="4252"/>
-          </w:tcPr>
-          <w:p>
-            <w:pPr>
-              <w:spacing w:before="20" w:after="20"/>
-            </w:pPr>
-            <w:r>
-              <w:rPr>
-                <w:rFonts w:ascii="Aptos" w:hAnsi="Aptos"/>
-                <w:b w:val="0"/>
-                <w:i w:val="0"/>
-                <w:sz w:val="22"/>
-              </w:rPr>
             </w:r>
           </w:p>
         </w:tc>
@@ -2721,7 +2502,7 @@
         </w:tc>
         <w:tc>
           <w:tcPr>
-            <w:tcW w:type="dxa" w:w="4536"/>
+            <w:tcW w:type="dxa" w:w="8788"/>
           </w:tcPr>
           <w:p>
             <w:pPr>
@@ -2735,24 +2516,6 @@
                 <w:sz w:val="22"/>
               </w:rPr>
               <w:t>OpenStack – architektura i komponenty: Keystone (auth), Nova (compute), Neutron (network), Cinder (block storage), Glance (images), Swift (object storage), Heat (orchestration). Porównanie z usługami AWS.</w:t>
-            </w:r>
-          </w:p>
-        </w:tc>
-        <w:tc>
-          <w:tcPr>
-            <w:tcW w:type="dxa" w:w="4252"/>
-          </w:tcPr>
-          <w:p>
-            <w:pPr>
-              <w:spacing w:before="20" w:after="20"/>
-            </w:pPr>
-            <w:r>
-              <w:rPr>
-                <w:rFonts w:ascii="Aptos" w:hAnsi="Aptos"/>
-                <w:b w:val="0"/>
-                <w:i w:val="0"/>
-                <w:sz w:val="22"/>
-              </w:rPr>
             </w:r>
           </w:p>
         </w:tc>
@@ -2779,7 +2542,7 @@
         </w:tc>
         <w:tc>
           <w:tcPr>
-            <w:tcW w:type="dxa" w:w="4536"/>
+            <w:tcW w:type="dxa" w:w="8788"/>
           </w:tcPr>
           <w:p>
             <w:pPr>
@@ -2793,24 +2556,6 @@
                 <w:sz w:val="22"/>
               </w:rPr>
               <w:t>Praca z OpenStack: openstack CLI, zarządzanie instancjami, sieciami, woluminami i floating IP. Szablony Heat (HOT): struktura, parametry, resources, outputs. Automatyzacja przez Terraform provider OpenStack.</w:t>
-            </w:r>
-          </w:p>
-        </w:tc>
-        <w:tc>
-          <w:tcPr>
-            <w:tcW w:type="dxa" w:w="4252"/>
-          </w:tcPr>
-          <w:p>
-            <w:pPr>
-              <w:spacing w:before="20" w:after="20"/>
-            </w:pPr>
-            <w:r>
-              <w:rPr>
-                <w:rFonts w:ascii="Aptos" w:hAnsi="Aptos"/>
-                <w:b w:val="0"/>
-                <w:i w:val="0"/>
-                <w:sz w:val="22"/>
-              </w:rPr>
             </w:r>
           </w:p>
         </w:tc>
@@ -2837,7 +2582,7 @@
         </w:tc>
         <w:tc>
           <w:tcPr>
-            <w:tcW w:type="dxa" w:w="4536"/>
+            <w:tcW w:type="dxa" w:w="8788"/>
           </w:tcPr>
           <w:p>
             <w:pPr>
@@ -2851,24 +2596,6 @@
                 <w:sz w:val="22"/>
               </w:rPr>
               <w:t>Bezpieczeństwo infrastruktury chmurowej: IAM – użytkownicy, grupy, role, polityki (managed, inline), zasada least privilege. AWS Secrets Manager i HashiCorp Vault. Szyfrowanie EBS/S3 (KMS). Audyt z AWS CloudTrail.</w:t>
-            </w:r>
-          </w:p>
-        </w:tc>
-        <w:tc>
-          <w:tcPr>
-            <w:tcW w:type="dxa" w:w="4252"/>
-          </w:tcPr>
-          <w:p>
-            <w:pPr>
-              <w:spacing w:before="20" w:after="20"/>
-            </w:pPr>
-            <w:r>
-              <w:rPr>
-                <w:rFonts w:ascii="Aptos" w:hAnsi="Aptos"/>
-                <w:b w:val="0"/>
-                <w:i w:val="0"/>
-                <w:sz w:val="22"/>
-              </w:rPr>
             </w:r>
           </w:p>
         </w:tc>
@@ -2895,7 +2622,7 @@
         </w:tc>
         <w:tc>
           <w:tcPr>
-            <w:tcW w:type="dxa" w:w="4536"/>
+            <w:tcW w:type="dxa" w:w="8788"/>
           </w:tcPr>
           <w:p>
             <w:pPr>
@@ -2909,24 +2636,6 @@
                 <w:sz w:val="22"/>
               </w:rPr>
               <w:t>Monitoring i obserwowalność: CloudWatch (metryki, logi, alarmy, dashboardy), AWS Cost Explorer i budżety. Eksport metryk do Prometheus, wizualizacja w Grafana. CI/CD dla infrastruktury: terraform plan w GitHub Actions, atlantis, automatyczne wdrożenia po merge. Podsumowanie kursu i ścieżki certyfikacji (AWS Cloud Practitioner, AWS Solutions Architect Associate, Terraform Associate).</w:t>
-            </w:r>
-          </w:p>
-        </w:tc>
-        <w:tc>
-          <w:tcPr>
-            <w:tcW w:type="dxa" w:w="4252"/>
-          </w:tcPr>
-          <w:p>
-            <w:pPr>
-              <w:spacing w:before="20" w:after="20"/>
-            </w:pPr>
-            <w:r>
-              <w:rPr>
-                <w:rFonts w:ascii="Aptos" w:hAnsi="Aptos"/>
-                <w:b w:val="0"/>
-                <w:i w:val="0"/>
-                <w:sz w:val="22"/>
-              </w:rPr>
             </w:r>
           </w:p>
         </w:tc>

--- a/public/assets/files/stacjonarne/ZIC.docx
+++ b/public/assets/files/stacjonarne/ZIC.docx
@@ -144,7 +144,7 @@
                 <w:i w:val="0"/>
                 <w:sz w:val="22"/>
               </w:rPr>
-              <w:t>26.02.2026</w:t>
+              <w:t>16.03.2026</w:t>
             </w:r>
           </w:p>
         </w:tc>
@@ -660,7 +660,7 @@
                 <w:i w:val="0"/>
                 <w:sz w:val="22"/>
               </w:rPr>
-              <w:t>dr inż. Adam Urbanowicz</w:t>
+              <w:t>mgr inż. Adam Urbanowicz</w:t>
             </w:r>
           </w:p>
         </w:tc>
